--- a/04_Applications/Rippling/resume/Resume.docx
+++ b/04_Applications/Rippling/resume/Resume.docx
@@ -119,14 +119,14 @@
           <w:b/>
           <w:sz w:val="17"/>
         </w:rPr>
-        <w:t>Implementation &amp; IT Setup:</w:t>
+        <w:t>Support &amp; Operations:</w:t>
       </w:r>
       <w:r>
         <w:rPr>
           <w:rFonts w:ascii="Arial" w:hAnsi="Arial"/>
           <w:sz w:val="17"/>
         </w:rPr>
-        <w:t xml:space="preserve"> Helping customers implement IT products, fleet management (inventory/devices), endpoint lifecycle coordination, remote training and client adoption workflows.</w:t>
+        <w:t xml:space="preserve"> Fleet and inventory data management, hardware triage coordination, remote technical training, ticket lifecycle management.</w:t>
       </w:r>
     </w:p>
     <w:p>
@@ -242,7 +242,7 @@
           <w:rFonts w:ascii="Arial" w:hAnsi="Arial"/>
           <w:sz w:val="17"/>
         </w:rPr>
-        <w:t>• Triage downed infrastructure and device connectivity issues across 150+ client properties, working cross-functionally to improve the customer experience for IT.</w:t>
+        <w:t>• Triage downed infrastructure and device connectivity issues across 150+ client properties, collaborating across departments to resolve technical faults.</w:t>
       </w:r>
     </w:p>
     <w:p>
@@ -255,7 +255,7 @@
           <w:rFonts w:ascii="Arial" w:hAnsi="Arial"/>
           <w:sz w:val="17"/>
         </w:rPr>
-        <w:t>• Completed 1,500+ hours of remote customer support, managing client relationships and training the customer on diagnostic troubleshooting.</w:t>
+        <w:t>• Completed 1,500+ hours of remote customer support, maintaining communications and guiding the customer through diagnostic troubleshooting.</w:t>
       </w:r>
     </w:p>
     <w:p>
@@ -268,7 +268,7 @@
           <w:rFonts w:ascii="Arial" w:hAnsi="Arial"/>
           <w:sz w:val="17"/>
         </w:rPr>
-        <w:t>• Manage triage, device provisioning, and endpoint lifecycle coordination for hardware issues involving access points, switches, gateways, and modems.</w:t>
+        <w:t>• Manage triage and hardware replacement coordination for endpoint issues involving access points, switches, gateways, and modems.</w:t>
       </w:r>
     </w:p>
     <w:p>
